--- a/JACR_1_CoverLetter.docx
+++ b/JACR_1_CoverLetter.docx
@@ -567,7 +567,7 @@
     <w:qFormat/>
     <w:rsid w:val="00FC693F"/>
     <w:rPr>
-      <w:rFonts w:ascii="Times New Roman" w:hAnsi="Times New Roman"/>
+      <w:rFonts w:ascii="Times New Roman" w:hAnsi="Times New Roman" w:eastAsia="Times New Roman"/>
       <w:sz w:val="22"/>
     </w:rPr>
   </w:style>
@@ -630,11 +630,12 @@
       <w:outlineLvl w:val="0"/>
     </w:pPr>
     <w:rPr>
-      <w:rFonts w:asciiTheme="majorHAnsi" w:eastAsiaTheme="majorEastAsia" w:hAnsiTheme="majorHAnsi" w:cstheme="majorBidi"/>
+      <w:rFonts w:ascii="Times New Roman" w:hAnsi="Times New Roman" w:eastAsia="Times New Roman" w:cs="Times New Roman"/>
       <w:b/>
       <w:bCs/>
-      <w:color w:val="365F91" w:themeColor="accent1" w:themeShade="BF"/>
-      <w:sz w:val="28"/>
+      <w:i w:val="0"/>
+      <w:color w:val="000000"/>
+      <w:sz w:val="26"/>
       <w:szCs w:val="28"/>
     </w:rPr>
   </w:style>
@@ -654,11 +655,12 @@
       <w:outlineLvl w:val="1"/>
     </w:pPr>
     <w:rPr>
-      <w:rFonts w:asciiTheme="majorHAnsi" w:eastAsiaTheme="majorEastAsia" w:hAnsiTheme="majorHAnsi" w:cstheme="majorBidi"/>
+      <w:rFonts w:ascii="Times New Roman" w:hAnsi="Times New Roman" w:eastAsia="Times New Roman" w:cs="Times New Roman"/>
       <w:b/>
       <w:bCs/>
-      <w:color w:val="4F81BD" w:themeColor="accent1"/>
-      <w:sz w:val="26"/>
+      <w:i/>
+      <w:color w:val="000000"/>
+      <w:sz w:val="24"/>
       <w:szCs w:val="26"/>
     </w:rPr>
   </w:style>
@@ -912,18 +914,17 @@
     <w:qFormat/>
     <w:rsid w:val="00FC693F"/>
     <w:pPr>
-      <w:pBdr>
-        <w:bottom w:val="single" w:sz="8" w:space="4" w:color="4F81BD" w:themeColor="accent1"/>
-      </w:pBdr>
       <w:spacing w:after="300" w:line="240" w:lineRule="auto"/>
       <w:contextualSpacing/>
     </w:pPr>
     <w:rPr>
-      <w:rFonts w:asciiTheme="majorHAnsi" w:eastAsiaTheme="majorEastAsia" w:hAnsiTheme="majorHAnsi" w:cstheme="majorBidi"/>
-      <w:color w:val="17365D" w:themeColor="text2" w:themeShade="BF"/>
+      <w:rFonts w:ascii="Times New Roman" w:hAnsi="Times New Roman" w:eastAsia="Times New Roman" w:cs="Times New Roman"/>
+      <w:b/>
+      <w:i w:val="0"/>
+      <w:color w:val="000000"/>
       <w:spacing w:val="5"/>
       <w:kern w:val="28"/>
-      <w:sz w:val="52"/>
+      <w:sz w:val="32"/>
       <w:szCs w:val="52"/>
     </w:rPr>
   </w:style>

--- a/JACR_1_CoverLetter.docx
+++ b/JACR_1_CoverLetter.docx
@@ -100,7 +100,7 @@
         <w:spacing w:after="160"/>
       </w:pPr>
       <w:r>
-        <w:t xml:space="preserve">Ultrasound-first pathways for suspected intestinal malrotation are being adopted on the strength of studies reporting sensitivities of 93–97%, obtained when the third portion of the duodenum (D3), the duodenojejunal junction and the mesenteric vessels are assessed under a dedicated protocol. Clinical decisions, however, rest on the routine report issued during unselected care, and whether routine reports contain the elements that produced those figures has not, to our knowledge, been examined at scale. This is a question about radiology practice and reporting quality rather than about the intrinsic accuracy of a modality, which is why we are submitting it to </w:t>
+        <w:t xml:space="preserve">Ultrasound-first pathways for suspected intestinal malrotation are being adopted on the strength of studies reporting sensitivities of 93–97%, obtained when the third portion of the duodenum (D3), the duodenojejunal junction and the mesenteric vessels are assessed under a dedicated protocol. Clinical decisions, however, rest on the routine report issued during unselected care, and whether routine reports contain the elements that produced those figures has not, to our knowledge, been examined at scale. This is a question of clinical practice management, namely the content and quality of routine radiology reports, rather than of the intrinsic accuracy of a modality, which is why we are submitting it to </w:t>
       </w:r>
       <w:r>
         <w:rPr>

--- a/JACR_1_CoverLetter.docx
+++ b/JACR_1_CoverLetter.docx
@@ -117,16 +117,16 @@
         <w:spacing w:after="160"/>
       </w:pPr>
       <w:r>
-        <w:t xml:space="preserve">We audited 13.5 years of routine reports at a tertiary children's hospital: 740 preoperative index examinations in 410 children with surgically confirmed malrotation, coding each examination both for whether it named the diagnosis and for the technical elements it documented. </w:t>
+        <w:t xml:space="preserve">We audited 13.5 years of routine reports at a tertiary children's hospital: 723 preoperative index examinations in 398 children with surgically confirmed malrotation, coding each examination both for whether it named the diagnosis and for the technical elements it documented, the ultrasound elements by two independent readers. </w:t>
       </w:r>
       <w:r>
         <w:rPr>
           <w:b/>
         </w:rPr>
-        <w:t>Only three of 119 ultrasound examinations (2.5%) documented D3 or the duodenojejunal junction</w:t>
+        <w:t>Only three of 117 ultrasound examinations (2.6%) documented D3 or the duodenojejunal junction</w:t>
       </w:r>
       <w:r>
-        <w:t>; the superior mesenteric artery–vein relationship was addressed in 10.1%, enteric fluid administration was recorded twice, and a whirlpool sign was reported in 48.7%. Detection followed that content closely: 6 of the 61 examinations without a reported whirlpool named the diagnosis, and a whirlpool was reported in only 58 of the 113 children in whom operation confirmed midgut volvulus. In routine practice, ultrasound for malrotation functioned as an incomplete test for midgut volvulus rather than as a test for the rotational anomaly itself.</w:t>
+        <w:t>; the superior mesenteric artery–vein relationship was stated in three, enteric fluid administration was recorded twice, and a whirlpool sign was reported in 50.4%. Detection followed that content closely: 5 of the 58 examinations without a reported whirlpool named the diagnosis, and a whirlpool was reported in only 59 of the 112 children in whom operation confirmed midgut volvulus. In routine practice, ultrasound for malrotation functioned as an incomplete test for midgut volvulus rather than as a test for the rotational anomaly itself.</w:t>
       </w:r>
     </w:p>
     <w:p>
@@ -134,7 +134,7 @@
         <w:spacing w:after="160"/>
       </w:pPr>
       <w:r>
-        <w:t>Ultrasound detection rose from 41% to 60% across the study period, and the change tracked how the examination was booked rather than what it documented: adjusting for a shift toward sessions that included an abdominal great-vessel study reduced the era effect from +19.0 to +8.2 percentage points, an interval that includes zero. By the department's account there was no change of equipment, staffing or protocol over the period, and growing awareness attached to the whirlpool sign rather than to duodenal anatomy, so detection rose while duodenal documentation did not.</w:t>
+        <w:t>Ultrasound detection rose from 42% to 61% across the study period, an imprecise difference that tracked how the examination was booked rather than what it documented: adjusting for a shift toward sessions that included an abdominal great-vessel study reduced it from +18.7 to +8.4 percentage points. By the department's account there was no change of equipment, staffing or protocol over the period, and growing awareness attached to the whirlpool sign rather than to duodenal anatomy, so detection rose while duodenal documentation did not.</w:t>
       </w:r>
     </w:p>
     <w:p>

--- a/JACR_1_CoverLetter.docx
+++ b/JACR_1_CoverLetter.docx
@@ -117,7 +117,7 @@
         <w:spacing w:after="160"/>
       </w:pPr>
       <w:r>
-        <w:t xml:space="preserve">We audited 13.5 years of routine reports at a tertiary children's hospital: 723 preoperative index examinations in 398 children with surgically confirmed malrotation, coding each examination both for whether it named the diagnosis and for the technical elements it documented, the ultrasound elements by two independent readers. </w:t>
+        <w:t xml:space="preserve">We audited 13.5 years of routine reports at a tertiary children's hospital: 723 preoperative index examinations in 398 children with surgically confirmed malrotation, coding each examination both for whether it named the diagnosis and for the technical elements it documented, the ultrasound elements independently by an ultrasound physician and a pediatric surgeon. </w:t>
       </w:r>
       <w:r>
         <w:rPr>

--- a/JACR_1_CoverLetter.docx
+++ b/JACR_1_CoverLetter.docx
@@ -100,7 +100,7 @@
         <w:spacing w:after="160"/>
       </w:pPr>
       <w:r>
-        <w:t xml:space="preserve">Ultrasound-first pathways for suspected intestinal malrotation are being adopted on the strength of studies reporting sensitivities of 93–97%, obtained when the third portion of the duodenum (D3), the duodenojejunal junction and the mesenteric vessels are assessed under a dedicated protocol. Clinical decisions, however, rest on the routine report issued during unselected care, and whether routine reports contain the elements that produced those figures has not, to our knowledge, been examined at scale. This is a question of clinical practice management, namely the content and quality of routine radiology reports, rather than of the intrinsic accuracy of a modality, which is why we are submitting it to </w:t>
+        <w:t xml:space="preserve">Ultrasound-first pathways for suspected intestinal malrotation are being adopted on the strength of studies reporting sensitivities of 93–97%, a performance attributed to assessment of the third portion of the duodenum (D3), the duodenojejunal junction and the mesenteric vessels. Whether routine reports document those elements, and how this relates to whether the diagnosis is reported, has not, to our knowledge, been examined at scale. This is a question of clinical practice management, namely the content and quality of routine radiology reports, rather than of the intrinsic accuracy of a modality, which is why we are submitting it to </w:t>
       </w:r>
       <w:r>
         <w:rPr>
@@ -126,7 +126,7 @@
         <w:t>Only three of 117 ultrasound examinations (2.6%) documented D3 or the duodenojejunal junction</w:t>
       </w:r>
       <w:r>
-        <w:t>; the superior mesenteric artery–vein relationship was stated in three, enteric fluid administration was recorded twice, and a whirlpool sign was reported in 50.4%. Detection followed that content closely: 5 of the 58 examinations without a reported whirlpool named the diagnosis, and a whirlpool was reported in only 59 of the 112 children in whom operation confirmed midgut volvulus. In routine practice, ultrasound for malrotation functioned as an incomplete test for midgut volvulus rather than as a test for the rotational anomaly itself.</w:t>
+        <w:t>; the superior mesenteric artery–vein relationship was stated in three, enteric fluid administration was recorded twice, and a whirlpool sign was reported in 50.4%. Detection followed that content closely: 5 of the 58 examinations without a reported whirlpool named the diagnosis, and a whirlpool was reported in only 59 of the 112 children in whom operation confirmed midgut volvulus. In routine practice, a positive ultrasound report rested almost entirely on the whirlpool sign, a sign of volvulus.</w:t>
       </w:r>
     </w:p>
     <w:p>
@@ -134,7 +134,7 @@
         <w:spacing w:after="160"/>
       </w:pPr>
       <w:r>
-        <w:t>Ultrasound detection rose from 42% to 61% across the study period, an imprecise difference that tracked how the examination was booked rather than what it documented: adjusting for a shift toward sessions that included an abdominal great-vessel study reduced it from +18.7 to +8.4 percentage points. By the department's account there was no change of equipment, staffing or protocol over the period, and growing awareness attached to the whirlpool sign rather than to duodenal anatomy, so detection rose while duodenal documentation did not.</w:t>
+        <w:t>Duodenal landmarks were documented no more often in the later years of the study, while whirlpool reporting rose. An exploratory analysis of the change in ultrasound detection over time is reported as such: the difference between eras was imprecise and its association with how examinations were booked cannot be separated from the indication for the test.</w:t>
       </w:r>
     </w:p>
     <w:p>

--- a/JACR_1_CoverLetter.docx
+++ b/JACR_1_CoverLetter.docx
@@ -117,7 +117,7 @@
         <w:spacing w:after="160"/>
       </w:pPr>
       <w:r>
-        <w:t xml:space="preserve">We audited 13.5 years of routine reports at a tertiary children's hospital: 723 preoperative index examinations in 398 children with surgically confirmed malrotation, coding each examination both for whether it named the diagnosis and for the technical elements it documented, the ultrasound elements independently by an ultrasound physician and a pediatric surgeon. </w:t>
+        <w:t xml:space="preserve">We audited 13.6 years of routine reports at a tertiary children's hospital: 723 preoperative index examinations in 398 children with surgically confirmed malrotation, coding each examination both for whether it named the diagnosis and for the technical elements it documented, the ultrasound elements independently by an ultrasound physician and a pediatric surgeon. </w:t>
       </w:r>
       <w:r>
         <w:rPr>

--- a/JACR_1_CoverLetter.docx
+++ b/JACR_1_CoverLetter.docx
@@ -100,7 +100,7 @@
         <w:spacing w:after="160"/>
       </w:pPr>
       <w:r>
-        <w:t xml:space="preserve">Ultrasound-first pathways for suspected intestinal malrotation are being adopted on the strength of studies reporting sensitivities of 93–97%, a performance attributed to assessment of the third portion of the duodenum (D3), the duodenojejunal junction and the mesenteric vessels. Whether routine reports document those elements, and how this relates to whether the diagnosis is reported, has not, to our knowledge, been examined at scale. This is a question of clinical practice management, namely the content and quality of routine radiology reports, rather than of the intrinsic accuracy of a modality, which is why we are submitting it to </w:t>
+        <w:t xml:space="preserve">Ultrasound-first pathways for suspected intestinal malrotation are being adopted on the strength of studies reporting sensitivities of 93–97%, a performance attributed to assessment of the third portion of the duodenum (D3), the duodenojejunal junction and the mesenteric vessels. Most of that evidence postdates the 2020 ACR Appropriateness Criteria, which rate ultrasound as "may be appropriate" and the upper gastrointestinal series as "usually appropriate" for bilious vomiting in infants older than 2 days. Whether routine reports document those elements, and how this relates to whether the diagnosis is reported, has not, to our knowledge, been examined at scale. This is a question of clinical practice management, namely the content and quality of routine radiology reports, rather than of the intrinsic accuracy of a modality, which is why we are submitting it to </w:t>
       </w:r>
       <w:r>
         <w:rPr>
@@ -142,7 +142,7 @@
         <w:spacing w:after="160"/>
       </w:pPr>
       <w:r>
-        <w:t>For radiology departments the implication is practical. Before assuming that published performance applies locally, a department can audit whether its own reports document the duodenal landmarks, and a structured malrotation ultrasound report requiring explicit statements on D3, the duodenojejunal junction and study adequacy would make such a deficit visible prospectively. The audit method, a transparent rule-based classification of free-text reports with negation handling and blinded adjudication, is provided in full with a runnable implementation, so that it can be applied wherever reports are stored electronically.</w:t>
+        <w:t>For radiology departments the implication is practical, and the submission provides the means to act on it. Unlike accuracy, documentation needs no reference standard: it can be audited prospectively in every examination requested for suspected malrotation. Supplement 4 sets out the audited elements as a minimum reporting dataset, with the documentation rates found here as the baseline against which a department can re-audit after introducing a structured report. The classification of free-text reports, a transparent rule-based method with negation handling and blinded adjudication, is provided in full with a runnable implementation, so that it can be applied wherever reports are stored electronically.</w:t>
       </w:r>
     </w:p>
     <w:p>
@@ -150,7 +150,7 @@
         <w:spacing w:after="160"/>
       </w:pPr>
       <w:r>
-        <w:t>We are explicit about what the design cannot support. The cohort consists only of surgically confirmed cases, so the study estimates report-level detection and not sensitivity; specificity, predictive values and any ranking of ultrasound, CT and the upper gastrointestinal series are neither estimable nor claimed. We have used the term "detection rate" throughout, followed STROBE rather than STARD (checklist enclosed), displayed the confounding by indication rather than adjusting it away, and stated that these data are no argument against ultrasound-first pathways.</w:t>
+        <w:t>We are explicit about what the design cannot support. The cohort consists only of surgically confirmed cases, so the study estimates report-level detection and not sensitivity; specificity, predictive values and any ranking of ultrasound, CT and the upper gastrointestinal series are neither estimable nor claimed. We have used the term "detection rate" throughout, followed STROBE rather than STARD (checklist enclosed), displayed the confounding by indication rather than adjusting it away, and stated that these data are no argument against ultrasound-first pathways. This is a single-center, first audit cycle: whether a structured report changes documentation or detection has not been tested, and we say so.</w:t>
       </w:r>
     </w:p>
     <w:p>

--- a/JACR_1_CoverLetter.docx
+++ b/JACR_1_CoverLetter.docx
@@ -134,7 +134,7 @@
         <w:spacing w:after="160"/>
       </w:pPr>
       <w:r>
-        <w:t>Duodenal landmarks were documented no more often in the later years of the study, while whirlpool reporting rose. An exploratory analysis of the change in ultrasound detection over time is reported as such: the difference between eras was imprecise and its association with how examinations were booked cannot be separated from the indication for the test.</w:t>
+        <w:t>Whirlpool reporting rose in the later years of the study, while the duodenal landmarks stayed rare. An exploratory analysis of the change in ultrasound detection over time is reported as such: the difference between eras was imprecise and its association with how examinations were booked cannot be separated from the indication for the test.</w:t>
       </w:r>
     </w:p>
     <w:p>

--- a/JACR_1_CoverLetter.docx
+++ b/JACR_1_CoverLetter.docx
@@ -100,7 +100,7 @@
         <w:spacing w:after="160"/>
       </w:pPr>
       <w:r>
-        <w:t xml:space="preserve">Ultrasound-first pathways for suspected intestinal malrotation are being adopted on the strength of studies reporting sensitivities of 93–97%, a performance attributed to assessment of the third portion of the duodenum (D3), the duodenojejunal junction and the mesenteric vessels. Most of that evidence postdates the 2020 ACR Appropriateness Criteria, which rate ultrasound as "may be appropriate" and the upper gastrointestinal series as "usually appropriate" for bilious vomiting in infants older than 2 days. Whether routine reports document those elements, and how this relates to whether the diagnosis is reported, has not, to our knowledge, been examined at scale. This is a question of clinical practice management, namely the content and quality of routine radiology reports, rather than of the intrinsic accuracy of a modality, which is why we are submitting it to </w:t>
+        <w:t xml:space="preserve">Ultrasound-first pathways for suspected intestinal malrotation are being adopted on the basis of studies reporting sensitivities of 93–97%, a performance attributed to assessment of the third portion of the duodenum (D3), the duodenojejunal junction and the mesenteric vessels. Most of that evidence postdates the 2020 ACR Appropriateness Criteria, which rate ultrasound as "may be appropriate" and the upper gastrointestinal series as "usually appropriate" for bilious vomiting in infants older than 2 days. To our knowledge, no study has examined at scale whether routine reports document those elements or how documentation relates to whether the diagnosis is reported. This is a question of clinical practice management, namely the content and quality of routine radiology reports, rather than the intrinsic accuracy of a modality, which is why we are submitting it to </w:t>
       </w:r>
       <w:r>
         <w:rPr>
@@ -117,7 +117,7 @@
         <w:spacing w:after="160"/>
       </w:pPr>
       <w:r>
-        <w:t xml:space="preserve">We audited 13.6 years of routine reports at a tertiary children's hospital: 723 preoperative index examinations in 398 children with surgically confirmed malrotation, coding each examination both for whether it named the diagnosis and for the technical elements it documented, the ultrasound elements independently by an ultrasound physician and a pediatric surgeon. </w:t>
+        <w:t xml:space="preserve">We audited 13.6 years of routine reports at a tertiary children's hospital: 723 preoperative index examinations in 398 children with surgically confirmed malrotation. Each examination was coded for whether it named the diagnosis and for the technical elements it documented; the ultrasound elements were coded independently by an ultrasound physician and a pediatric surgeon. </w:t>
       </w:r>
       <w:r>
         <w:rPr>
@@ -126,7 +126,7 @@
         <w:t>Only three of 117 ultrasound examinations (2.6%) documented D3 or the duodenojejunal junction</w:t>
       </w:r>
       <w:r>
-        <w:t>; the superior mesenteric artery–vein relationship was stated in three, enteric fluid administration was recorded twice, and a whirlpool sign was reported in 50.4%. Detection followed that content closely: 5 of the 58 examinations without a reported whirlpool named the diagnosis, and a whirlpool was reported in only 59 of the 112 children in whom operation confirmed midgut volvulus. In routine practice, a positive ultrasound report rested almost entirely on the whirlpool sign, a sign of volvulus.</w:t>
+        <w:t>; the superior mesenteric artery–vein relationship was stated in three, enteric fluid administration was recorded twice, and a whirlpool sign was reported in 50.4%. Detection was closely tied to the whirlpool: 5 of the 58 examinations without a reported whirlpool named the diagnosis, and a whirlpool was reported in only 59 of the 112 children with operatively confirmed midgut volvulus. Positive ultrasound reports almost always described a whirlpool, a sign of volvulus.</w:t>
       </w:r>
     </w:p>
     <w:p>
@@ -134,7 +134,7 @@
         <w:spacing w:after="160"/>
       </w:pPr>
       <w:r>
-        <w:t>Whirlpool reporting rose in the later years of the study, while the duodenal landmarks stayed rare. An exploratory analysis of the change in ultrasound detection over time is reported as such: the difference between eras was imprecise and its association with how examinations were booked cannot be separated from the indication for the test.</w:t>
+        <w:t>Whirlpool reporting rose in the later years of the study, whereas the duodenal landmarks stayed rare. The change in ultrasound detection over time is reported as an exploratory analysis: the difference between eras was imprecise, and its association with how examinations were booked cannot be separated from the indication for the test.</w:t>
       </w:r>
     </w:p>
     <w:p>
@@ -142,7 +142,7 @@
         <w:spacing w:after="160"/>
       </w:pPr>
       <w:r>
-        <w:t>For radiology departments the implication is practical, and the submission provides the means to act on it. Unlike accuracy, documentation needs no reference standard: it can be audited prospectively in every examination requested for suspected malrotation. Supplement 4 sets out the audited elements as a minimum reporting dataset, with the documentation rates found here as the baseline against which a department can re-audit after introducing a structured report. The classification of free-text reports, a transparent rule-based method with negation handling and blinded adjudication, is provided in full with a runnable implementation, so that it can be applied wherever reports are stored electronically.</w:t>
+        <w:t>The implication for radiology departments is practical, and the submission provides the means to act on it. Unlike accuracy, documentation needs no reference standard and can be audited prospectively in every examination requested for suspected malrotation. Supplement 4 sets out the audited elements as a minimum reporting dataset, with the documentation rates found here as the baseline against which a department can re-audit after introducing a structured report. The method used to classify the free-text reports, a transparent rule-based algorithm with negation handling and blinded adjudication, is provided in full with a runnable implementation, so that it can be applied wherever reports are stored electronically.</w:t>
       </w:r>
     </w:p>
     <w:p>
@@ -150,7 +150,7 @@
         <w:spacing w:after="160"/>
       </w:pPr>
       <w:r>
-        <w:t>We are explicit about what the design cannot support. The cohort consists only of surgically confirmed cases, so the study estimates report-level detection and not sensitivity; specificity, predictive values and any ranking of ultrasound, CT and the upper gastrointestinal series are neither estimable nor claimed. We have used the term "detection rate" throughout, followed STROBE rather than STARD (checklist enclosed), displayed the confounding by indication rather than adjusting it away, and stated that these data are no argument against ultrasound-first pathways. This is a single-center, first audit cycle: whether a structured report changes documentation or detection has not been tested, and we say so.</w:t>
+        <w:t>The design has clear limits. The cohort consists only of surgically confirmed cases, so the study estimates report-level detection, not sensitivity; specificity, predictive values and any ranking of ultrasound, CT and the upper gastrointestinal series can be neither estimated nor claimed. We therefore use the term "detection rate" throughout, follow STROBE rather than STARD (checklist enclosed), show the confounding by indication instead of adjusting it away, and state that these data do not argue against ultrasound-first pathways. This is a single-center, first audit cycle, and whether a structured report changes documentation or detection has not been tested.</w:t>
       </w:r>
     </w:p>
     <w:p>

--- a/JACR_1_CoverLetter.docx
+++ b/JACR_1_CoverLetter.docx
@@ -48,7 +48,7 @@
         <w:spacing w:after="160"/>
       </w:pPr>
       <w:r>
-        <w:t>October 8, 2026</w:t>
+        <w:t>October 10, 2026</w:t>
       </w:r>
     </w:p>
     <w:p>

--- a/JACR_1_CoverLetter.docx
+++ b/JACR_1_CoverLetter.docx
@@ -48,7 +48,7 @@
         <w:spacing w:after="160"/>
       </w:pPr>
       <w:r>
-        <w:t>October 10, 2026</w:t>
+        <w:t>October 14, 2026</w:t>
       </w:r>
     </w:p>
     <w:p>
